--- a/rapports/16_02_2026/ABD/coh_EQ13_sup_081202060010.docx
+++ b/rapports/16_02_2026/ABD/coh_EQ13_sup_081202060010.docx
@@ -25,7 +25,7 @@
         <w:br/>
         <w:t>Grappe: 081202060010</w:t>
         <w:br/>
-        <w:t>Date: 16/02/2026 a 12:40</w:t>
+        <w:t>Date: 16/02/2026 a 12:58</w:t>
       </w:r>
     </w:p>
     <w:p/>

--- a/rapports/16_02_2026/ABD/coh_EQ13_sup_081202060010.docx
+++ b/rapports/16_02_2026/ABD/coh_EQ13_sup_081202060010.docx
@@ -25,7 +25,7 @@
         <w:br/>
         <w:t>Grappe: 081202060010</w:t>
         <w:br/>
-        <w:t>Date: 16/02/2026 a 12:58</w:t>
+        <w:t>Date: 16/02/2026 a 13:04</w:t>
       </w:r>
     </w:p>
     <w:p/>
@@ -199,38 +199,6 @@
           </w:tcPr>
           <w:p>
             <w:r>
-              <w:t>Section1</w:t>
-            </w:r>
-          </w:p>
-        </w:tc>
-        <w:tc>
-          <w:tcPr>
-            <w:tcW w:type="dxa" w:w="3324"/>
-          </w:tcPr>
-          <w:p>
-            <w:r>
-              <w:t>Caracteristiques des membres</w:t>
-            </w:r>
-          </w:p>
-        </w:tc>
-        <w:tc>
-          <w:tcPr>
-            <w:tcW w:type="dxa" w:w="3324"/>
-          </w:tcPr>
-          <w:p>
-            <w:r>
-              <w:t>11</w:t>
-            </w:r>
-          </w:p>
-        </w:tc>
-      </w:tr>
-      <w:tr>
-        <w:tc>
-          <w:tcPr>
-            <w:tcW w:type="dxa" w:w="3324"/>
-          </w:tcPr>
-          <w:p>
-            <w:r>
               <w:t>Section2</w:t>
             </w:r>
           </w:p>
@@ -284,6 +252,38 @@
           <w:p>
             <w:r>
               <w:t>11</w:t>
+            </w:r>
+          </w:p>
+        </w:tc>
+      </w:tr>
+      <w:tr>
+        <w:tc>
+          <w:tcPr>
+            <w:tcW w:type="dxa" w:w="3324"/>
+          </w:tcPr>
+          <w:p>
+            <w:r>
+              <w:t>Section1</w:t>
+            </w:r>
+          </w:p>
+        </w:tc>
+        <w:tc>
+          <w:tcPr>
+            <w:tcW w:type="dxa" w:w="3324"/>
+          </w:tcPr>
+          <w:p>
+            <w:r>
+              <w:t>Caracteristiques des membres</w:t>
+            </w:r>
+          </w:p>
+        </w:tc>
+        <w:tc>
+          <w:tcPr>
+            <w:tcW w:type="dxa" w:w="3324"/>
+          </w:tcPr>
+          <w:p>
+            <w:r>
+              <w:t>10</w:t>
             </w:r>
           </w:p>
         </w:tc>
@@ -969,7 +969,7 @@
         <w:rPr>
           <w:sz w:val="20"/>
         </w:rPr>
-        <w:t>- Attention ! Le prix unitaire d'achat (300 Fcfa) de Mâchoiron séchée (Kon) en Tas (Petit) est relativement élevé par rapport aux autres prix observés dans cette zone. Prière de corriger ou de confirmer avec le QG. Attention ! Le prix unitaire d'achat (58.33333 Fcfa) de Pain moderne (Baguette) en miche (Moyen) est relativement faible par rapport aux autres prix observés dans cette zone. Prière de corriger ou de confirmer avec le QG. Le prix d'achat unitaire (370 Fcfa) de Riz local Gambiaka en Sac (50 Kg) de taille taille unique est très faible, prière de regarder les reponses prises dans les questions s07bq07a s07bq07b s07bq07c s07bq08 pour mieux corriger.</w:t>
+        <w:t>- Attention ! Le prix unitaire d'achat (12.5 Fcfa) de Cube alimentaire (Maggi, Jumbo, ) en Cube (Petit) est relativement faible par rapport aux autres prix observés dans cette zone. Prière de corriger ou de confirmer avec le QG. Attention ! Le prix unitaire d'achat (200 Fcfa) de Niébé/Haricots secs en Sachets (Petit) est relativement élevé par rapport aux autres prix observés dans cette zone. Prière de corriger ou de confirmer avec le QG. Attention ! Le prix unitaire d'achat (300 Fcfa) de Mâchoiron séchée (Kon) en Tas (Petit) est relativement élevé par rapport aux autres prix observés dans cette zone. Prière de corriger ou de confirmer avec le QG. Attention ! Le prix unitaire d'achat (58.33333 Fcfa) de Pain moderne (Baguette) en miche (Moyen) est relativement faible par rapport aux autres prix observés dans cette zone. Prière de corriger ou de confirmer avec le QG. Le prix d'achat unitaire (370 Fcfa) de Riz local Gambiaka en Sac (50 Kg) de taille taille unique est très faible, prière de regarder les reponses prises dans les questions s07bq07a s07bq07b s07bq07c s07bq08 pour mieux corriger.</w:t>
       </w:r>
     </w:p>
     <w:p>
@@ -1595,7 +1595,7 @@
         <w:rPr>
           <w:sz w:val="20"/>
         </w:rPr>
-        <w:t>- Attention ! Le prix unitaire d'achat (600 Fcfa) de Concentré de tomate en Sachets industriel (Moyen) est relativement élevé par rapport aux autres prix observés dans cette zone. Prière de corriger ou de confirmer avec le QG. Attention ! Le prix unitaire d'achat (700 Fcfa) de Café moulu en Sachets (Petit) est relativement élevé par rapport aux autres prix observés dans cette zone. Prière de corriger ou de confirmer avec le QG. Avertissement!!! Le ménage a consommé 7 Paquet Petit de Thé en sachet, cette quantité semble anormale pour une consommation des 7 derniers jours.Prière de corriger ou de confirmer avec le QG. Avertissement!! le prix unitaire (175 Fcfa) de Thé en sachet (unité: Paquet) de taille Petit est très faible ou élevé. Prière de corriger ou de confirmer avec le QG. Le prix d'achat unitaire (1300 Fcfa) de  en Sac (5 Kg) de taille taille unique est très faible, prière de regarder les reponses prises dans les questions s07bq07a s07bq07b s07bq07c s07bq08 pour mieux corriger. Le prix d'achat unitaire (800 Fcfa) de Sel en Sac (5 Kg) de taille taille unique est très faible, prière de regarder les reponses prises dans les questions s07bq07a s07bq07b s07bq07c s07bq08 pour mieux corriger.</w:t>
+        <w:t>- Attention ! Le prix unitaire d'achat (150 Fcfa) de Feuilles de  Haricot en Tas (Petit) est relativement élevé par rapport aux autres prix observés dans cette zone. Prière de corriger ou de confirmer avec le QG. Attention ! Le prix unitaire d'achat (150 Fcfa) de Niébé/Haricots secs en Sachets (Petit) est relativement élevé par rapport aux autres prix observés dans cette zone. Prière de corriger ou de confirmer avec le QG. Attention ! Le prix unitaire d'achat (150 Fcfa) de Piment frais en Pièce (Petit) est relativement élevé par rapport aux autres prix observés dans cette zone. Prière de corriger ou de confirmer avec le QG. Attention ! Le prix unitaire d'achat (200 Fcfa) de Poireau en Tas (Petit) est relativement élevé par rapport aux autres prix observés dans cette zone. Prière de corriger ou de confirmer avec le QG. Attention ! Le prix unitaire d'achat (2500 Fcfa) de Viande de poulet entier en Pièce (Moyen) est relativement faible par rapport aux autres prix observés dans cette zone. Prière de corriger ou de confirmer avec le QG. Attention ! Le prix unitaire d'achat (350 Fcfa) de Poivron frais en Tas (Petit) est relativement élevé par rapport aux autres prix observés dans cette zone. Prière de corriger ou de confirmer avec le QG. Attention ! Le prix unitaire d'achat (50 Fcfa) de Cube alimentaire (Maggi, Jumbo, ) en Cube (Petit) est relativement élevé par rapport aux autres prix observés dans cette zone. Prière de corriger ou de confirmer avec le QG. Attention ! Le prix unitaire d'achat (600 Fcfa) de Concentré de tomate en Sachets industriel (Moyen) est relativement élevé par rapport aux autres prix observés dans cette zone. Prière de corriger ou de confirmer avec le QG. Attention ! Le prix unitaire d'achat (700 Fcfa) de Café moulu en Sachets (Petit) est relativement élevé par rapport aux autres prix observés dans cette zone. Prière de corriger ou de confirmer avec le QG. Attention ! Le prix unitaire d'achat (800 Fcfa) de Arôme (Maggi, Jumbo, etc.) en Sachets industriel (Petit) est relativement élevé par rapport aux autres prix observés dans cette zone. Prière de corriger ou de confirmer avec le QG. Avertissement!!! Le ménage a consommé 7 Paquet Petit de Thé en sachet, cette quantité semble anormale pour une consommation des 7 derniers jours.Prière de corriger ou de confirmer avec le QG. Avertissement!! le prix unitaire (175 Fcfa) de Thé en sachet (unité: Paquet) de taille Petit est très faible ou élevé. Prière de corriger ou de confirmer avec le QG. Le prix d'achat unitaire (1300 Fcfa) de  en Sac (5 Kg) de taille taille unique est très faible, prière de regarder les reponses prises dans les questions s07bq07a s07bq07b s07bq07c s07bq08 pour mieux corriger. Le prix d'achat unitaire (800 Fcfa) de Sel en Sac (5 Kg) de taille taille unique est très faible, prière de regarder les reponses prises dans les questions s07bq07a s07bq07b s07bq07c s07bq08 pour mieux corriger.</w:t>
       </w:r>
     </w:p>
     <w:p>
@@ -2174,7 +2174,7 @@
         <w:rPr>
           <w:sz w:val="20"/>
         </w:rPr>
-        <w:t>- Attention ! Le prix unitaire d'achat (100 Fcfa) de Concentré de tomate en Sachets industriel (Moyen) est relativement faible par rapport aux autres prix observés dans cette zone. Prière de corriger ou de confirmer avec le QG. Attention ! Le prix unitaire d'achat (4000 Fcfa) de Ail en Kg (taille unique) est relativement élevé par rapport aux autres prix observés dans cette zone. Prière de corriger ou de confirmer avec le QG. Avertissement!! La quantité (3.5 litre) du produit Huile d'arachide raffinée consommée  par le ménage semble très élevé, prière de corriger ou confirmer avec le QG. Avertissement!!! Le ménage a consommé 7 Paquet Petit de Thé en sachet, cette quantité semble anormale pour une consommation des 7 derniers jours.Prière de corriger ou de confirmer avec le QG. Avertissement!! le prix unitaire (150 Fcfa) de Thé en sachet (unité: Paquet) de taille Petit est très faible ou élevé. Prière de corriger ou de confirmer avec le QG. Le prix d'achat unitaire (1000 Fcfa) de Sel en Sac (10 Kg) de taille taille unique est très faible, prière de regarder les reponses prises dans les questions s07bq07a s07bq07b s07bq07c s07bq08 pour mieux corriger. Difficile de consommer le Sel en Kg taille unique prière de verifier. Le prix d'achat unitaire (200 Fcfa) de Citron en Kg de taille  taille unique  est très faible, prière de regarder les reponses prises dans les questions s07bq07a s07bq07b s07bq07c s07bq08 pour mieux corriger.</w:t>
+        <w:t>- Attention ! Le prix unitaire d'achat (100 Fcfa) de Concentré de tomate en Sachets industriel (Moyen) est relativement faible par rapport aux autres prix observés dans cette zone. Prière de corriger ou de confirmer avec le QG. Attention ! Le prix unitaire d'achat (300 Fcfa) de Riz local Gambiaka en Kg (taille unique) est relativement faible par rapport aux autres prix observés dans cette zone. Prière de corriger ou de confirmer avec le QG. Attention ! Le prix unitaire d'achat (4000 Fcfa) de Ail en Kg (taille unique) est relativement élevé par rapport aux autres prix observés dans cette zone. Prière de corriger ou de confirmer avec le QG. Avertissement!! La quantité (3.5 litre) du produit Huile d'arachide raffinée consommée  par le ménage semble très élevé, prière de corriger ou confirmer avec le QG. Avertissement!!! Le ménage a consommé 7 Paquet Petit de Thé en sachet, cette quantité semble anormale pour une consommation des 7 derniers jours.Prière de corriger ou de confirmer avec le QG. Avertissement!! le prix unitaire (150 Fcfa) de Thé en sachet (unité: Paquet) de taille Petit est très faible ou élevé. Prière de corriger ou de confirmer avec le QG. Le prix d'achat unitaire (1000 Fcfa) de Sel en Sac (10 Kg) de taille taille unique est très faible, prière de regarder les reponses prises dans les questions s07bq07a s07bq07b s07bq07c s07bq08 pour mieux corriger. Difficile de consommer le Sel en Kg taille unique prière de verifier. Le prix d'achat unitaire (200 Fcfa) de Citron en Kg de taille  taille unique  est très faible, prière de regarder les reponses prises dans les questions s07bq07a s07bq07b s07bq07c s07bq08 pour mieux corriger. Attention ! Le prix unitaire d'achat (200 Fcfa) de Citron en Kg (taille unique) est relativement faible par rapport aux autres prix observés dans cette zone. Prière de corriger ou de confirmer avec le QG.</w:t>
       </w:r>
     </w:p>
     <w:p>
@@ -2820,7 +2820,7 @@
         <w:rPr>
           <w:sz w:val="20"/>
         </w:rPr>
-        <w:t>- Attention ! Le prix unitaire d'achat (100 Fcfa) de Citron en Pièce (Petit) est relativement élevé par rapport aux autres prix observés dans cette zone. Prière de corriger ou de confirmer avec le QG. Attention ! Le prix unitaire d'achat (125 Fcfa) de Aubergine   en Pièce (Moyen) est relativement élevé par rapport aux autres prix observés dans cette zone. Prière de corriger ou de confirmer avec le QG. Attention ! Le prix unitaire d'achat (1600 Fcfa) de Niébé/Haricots secs en Kg (taille unique) est relativement élevé par rapport aux autres prix observés dans cette zone. Prière de corriger ou de confirmer avec le QG. Attention ! Le prix unitaire d'achat (2500 Fcfa) de Poivron frais en Tas (Moyen) est relativement élevé par rapport aux autres prix observés dans cette zone. Prière de corriger ou de confirmer avec le QG. Attention ! Le prix unitaire d'achat (750 Fcfa) de Viande de mouton en Kg (taille unique) est relativement faible par rapport aux autres prix observés dans cette zone. Prière de corriger ou de confirmer avec le QG. Avertissement!! Les quantités du Thé en feuille consommées en Sachets industriel semble incoherent car les ménages consomment géneralement en sachet ou en paquet, prière de corriger ou confirmer avec le QG. Avertissement!!! Le ménage a consommé 7 Paquet Petit de Thé en sachet, cette quantité semble anormale pour une consommation des 7 derniers jours.Prière de corriger ou de confirmer avec le QG. Avertissement!! le prix unitaire (100 Fcfa) de Thé en sachet (unité: Paquet) de taille Petit est très faible ou élevé. Prière de corriger ou de confirmer avec le QG. Le ménage a consommé 1 Sac (25 Kg) taille unique de Riz importé parfumé, cette quantité semble anormale pour une consommation des 7 derniers jours. prière de verifier et corriger ou confirmer avec le QG. Le prix d'achat unitaire (1000 Fcfa) de  en Sac (5 Kg) de taille taille unique est très faible, prière de regarder les reponses prises dans les questions s07bq07a s07bq07b s07bq07c s07bq08 pour mieux corriger. Le prix d'achat unitaire (550 Fcfa) de Sucre en poudre  en Sac (5 Kg) de taille taille unique est très faible, prière de regarder les reponses prises dans les questions s07bq07a s07bq07b s07bq07c s07bq08 pour mieux corriger.</w:t>
+        <w:t>- Attention ! Le prix unitaire d'achat (100 Fcfa) de Citron en Pièce (Petit) est relativement élevé par rapport aux autres prix observés dans cette zone. Prière de corriger ou de confirmer avec le QG. Attention ! Le prix unitaire d'achat (100 Fcfa) de Poivre en Sachets (Tres petit) est relativement élevé par rapport aux autres prix observés dans cette zone. Prière de corriger ou de confirmer avec le QG. Attention ! Le prix unitaire d'achat (1000 Fcfa) de Café moulu en Kg (taille unique) est relativement faible par rapport aux autres prix observés dans cette zone. Prière de corriger ou de confirmer avec le QG. Attention ! Le prix unitaire d'achat (1200 Fcfa) de Pomme de terre en Kg (taille unique) est relativement élevé par rapport aux autres prix observés dans cette zone. Prière de corriger ou de confirmer avec le QG. Attention ! Le prix unitaire d'achat (125 Fcfa) de Aubergine   en Pièce (Moyen) est relativement élevé par rapport aux autres prix observés dans cette zone. Prière de corriger ou de confirmer avec le QG. Attention ! Le prix unitaire d'achat (137.5 Fcfa) de Fromage en Pièce (taille unique) est relativement élevé par rapport aux autres prix observés dans cette zone. Prière de corriger ou de confirmer avec le QG. Attention ! Le prix unitaire d'achat (1600 Fcfa) de Niébé/Haricots secs en Kg (taille unique) est relativement élevé par rapport aux autres prix observés dans cette zone. Prière de corriger ou de confirmer avec le QG. Attention ! Le prix unitaire d'achat (2500 Fcfa) de Poivron frais en Tas (Moyen) est relativement élevé par rapport aux autres prix observés dans cette zone. Prière de corriger ou de confirmer avec le QG. Attention ! Le prix unitaire d'achat (750 Fcfa) de Viande de mouton en Kg (taille unique) est relativement faible par rapport aux autres prix observés dans cette zone. Prière de corriger ou de confirmer avec le QG. Attention ! Soupçons de quantité anormale! Le ménage de Thioub Mbow avec une taille de 6 personnes a consommé 1 Kg en taille unique de Pâte d'arachide qui est relativement élevé comme consommation par rapport à la condition de vie des autres ménages de même taille dans cette zone. Prière de corriger ou de confirmer avec le QG. Avertissement!! Les quantités du Thé en feuille consommées en Sachets industriel semble incoherent car les ménages consomment géneralement en sachet ou en paquet, prière de corriger ou confirmer avec le QG. Avertissement!!! Le ménage a consommé 7 Paquet Petit de Thé en sachet, cette quantité semble anormale pour une consommation des 7 derniers jours.Prière de corriger ou de confirmer avec le QG. Avertissement!! le prix unitaire (100 Fcfa) de Thé en sachet (unité: Paquet) de taille Petit est très faible ou élevé. Prière de corriger ou de confirmer avec le QG. Le ménage a consommé 1 Sac (25 Kg) taille unique de Riz importé parfumé, cette quantité semble anormale pour une consommation des 7 derniers jours. prière de verifier et corriger ou confirmer avec le QG. Attention ! Le prix unitaire d'achat (500 Fcfa) de Riz importé parfumé en Kg (taille unique) est relativement élevé par rapport aux autres prix observés dans cette zone. Prière de corriger ou de confirmer avec le QG. Le prix d'achat unitaire (1000 Fcfa) de  en Sac (5 Kg) de taille taille unique est très faible, prière de regarder les reponses prises dans les questions s07bq07a s07bq07b s07bq07c s07bq08 pour mieux corriger. Le prix d'achat unitaire (550 Fcfa) de Sucre en poudre  en Sac (5 Kg) de taille taille unique est très faible, prière de regarder les reponses prises dans les questions s07bq07a s07bq07b s07bq07c s07bq08 pour mieux corriger.</w:t>
       </w:r>
     </w:p>
     <w:p>
@@ -2911,6 +2911,8 @@
         <w:t xml:space="preserve">- Attention ! Armoires et autres meubles a été achété à 2000000 Fcfa est relativement élevé par rapport aux autres prix d'achat observés dans cette zone. Prière de corriger ou de confirmer avec le QG. Attention ! Armoires et autres meubles a été revendu à 1500000 Fcfa qui est relativement élevé par rapport aux autres prix de revente observés dans cette zone. Prière de corriger ou de confirmer avec le QG. </w:t>
         <w:br/>
         <w:t xml:space="preserve">- Attention ! Congélateur a été achété à 500000 Fcfa est relativement élevé par rapport aux autres prix d'achat observés dans cette zone. Prière de corriger ou de confirmer avec le QG. Attention ! Congélateur a été revendu à 350000 Fcfa qui est relativement élevé par rapport aux autres prix de revente observés dans cette zone. Prière de corriger ou de confirmer avec le QG. </w:t>
+        <w:br/>
+        <w:t xml:space="preserve">- Attention ! Cuisinière à gaz ou électrique a été achété à 200000 Fcfa est relativement élevé par rapport aux autres prix d'achat observés dans cette zone. Prière de corriger ou de confirmer avec le QG. </w:t>
         <w:br/>
         <w:t xml:space="preserve">- Attention ! Four à micro-onde ou électrique a été achété à 160000 Fcfa est relativement élevé par rapport aux autres prix d'achat observés dans cette zone. Prière de corriger ou de confirmer avec le QG. </w:t>
         <w:br/>
@@ -3446,7 +3448,7 @@
         <w:rPr>
           <w:sz w:val="20"/>
         </w:rPr>
-        <w:t>- Attention ! Le prix unitaire d'achat (100 Fcfa) de Mâchoiron séchée (Kon) en Tas (Petit) est relativement faible par rapport aux autres prix observés dans cette zone. Prière de corriger ou de confirmer avec le QG. Attention ! Le prix unitaire d'achat (1000 Fcfa) de Sucre en poudre  en Kg (taille unique) est relativement élevé par rapport aux autres prix observés dans cette zone. Prière de corriger ou de confirmer avec le QG. Attention ! Le prix unitaire d'achat (150 Fcfa) de Feuilles de  Haricot en Sachets (Petit) est relativement élevé par rapport aux autres prix observés dans cette zone. Prière de corriger ou de confirmer avec le QG. Attention ! Le prix unitaire d'achat (300 Fcfa) de Niébé/Haricots secs en Kg (taille unique) est relativement faible par rapport aux autres prix observés dans cette zone. Prière de corriger ou de confirmer avec le QG. Attention ! Le prix unitaire d'achat (40 Fcfa) de Aubergine   en Pièce (Moyen) est relativement faible par rapport aux autres prix observés dans cette zone. Prière de corriger ou de confirmer avec le QG. Attention ! Le prix unitaire d'achat (40 Fcfa) de Aubergine sauvage  en Pièce (Moyen) est relativement faible par rapport aux autres prix observés dans cette zone. Prière de corriger ou de confirmer avec le QG. Attention ! Le prix unitaire d'achat (5000 Fcfa) de Viande de bœuf: filet, faux-filet en Kg (taille unique) est relativement élevé par rapport aux autres prix observés dans cette zone. Prière de corriger ou de confirmer avec le QG. Avertissement!! le prix unitaire (125 Fcfa) de Thé en sachet (unité: Sachets) de taille Tres petit est très faible ou élevé. Prière de corriger ou de confirmer avec le QG. Le ménage a consommé 2 Sac (25 Kg) taille unique de Pomme de terre, cette quantité semble anormale pour une consommation des 7 derniers jours. prière de verifier et corriger ou confirmer avec le QG. Le prix d'achat unitaire (2.5 Fcfa) de Autres condiments (persil, céléri, etc.) en Tas de taille Tres petit  est invraisemblable, prière de regarder les reponses prises dans les questions s07bq07a s07bq07b s07bq07c s07bq08 pour mieux corriger. Le prix d'achat unitaire (500 Fcfa) de Sel en Sac (5 Kg) de taille taille unique est très faible, prière de regarder les reponses prises dans les questions s07bq07a s07bq07b s07bq07c s07bq08 pour mieux corriger. Difficile de consommer le Sel en Sac (5 Kg) taille unique prière de verifier.</w:t>
+        <w:t>- Attention ! Le prix unitaire d'achat (100 Fcfa) de Mâchoiron séchée (Kon) en Tas (Petit) est relativement faible par rapport aux autres prix observés dans cette zone. Prière de corriger ou de confirmer avec le QG. Attention ! Le prix unitaire d'achat (1000 Fcfa) de Sucre en poudre  en Kg (taille unique) est relativement élevé par rapport aux autres prix observés dans cette zone. Prière de corriger ou de confirmer avec le QG. Attention ! Le prix unitaire d'achat (150 Fcfa) de Feuilles de  Haricot en Sachets (Petit) est relativement élevé par rapport aux autres prix observés dans cette zone. Prière de corriger ou de confirmer avec le QG. Attention ! Le prix unitaire d'achat (40 Fcfa) de Aubergine   en Pièce (Moyen) est relativement faible par rapport aux autres prix observés dans cette zone. Prière de corriger ou de confirmer avec le QG. Attention ! Le prix unitaire d'achat (5000 Fcfa) de Viande de bœuf: filet, faux-filet en Kg (taille unique) est relativement élevé par rapport aux autres prix observés dans cette zone. Prière de corriger ou de confirmer avec le QG. Attention ! Le prix unitaire d'achat (700 Fcfa) de Vinaigre de vin en Bouteille 33cl (taille unique) est relativement élevé par rapport aux autres prix observés dans cette zone. Prière de corriger ou de confirmer avec le QG. Avertissement!! le prix unitaire (125 Fcfa) de Thé en sachet (unité: Sachets) de taille Tres petit est très faible ou élevé. Prière de corriger ou de confirmer avec le QG. Le ménage a consommé 2 Sac (25 Kg) taille unique de Pomme de terre, cette quantité semble anormale pour une consommation des 7 derniers jours. prière de verifier et corriger ou confirmer avec le QG. Le prix d'achat unitaire (2.5 Fcfa) de Autres condiments (persil, céléri, etc.) en Tas de taille Tres petit  est invraisemblable, prière de regarder les reponses prises dans les questions s07bq07a s07bq07b s07bq07c s07bq08 pour mieux corriger. Le prix d'achat unitaire (500 Fcfa) de Sel en Sac (5 Kg) de taille taille unique est très faible, prière de regarder les reponses prises dans les questions s07bq07a s07bq07b s07bq07c s07bq08 pour mieux corriger. Difficile de consommer le Sel en Sac (5 Kg) taille unique prière de verifier.</w:t>
       </w:r>
     </w:p>
     <w:p>
@@ -3851,14 +3853,6 @@
         <w:rPr>
           <w:sz w:val="20"/>
         </w:rPr>
-        <w:t xml:space="preserve">- Attention ! Le montant (5000 Fcfa) dépensé ou reçu en cadeau pour les recharges internet ou de forfaits de données mobiles(hors appels vocaux), aucours des 30 derniers jours de  GNAGNA GUEYE est relativement élevé par rapport aux autres montants depansés observés dans cette zone. Prière de corriger ou de confirmer avec le QG. </w:t>
-        <w:br/>
-        <w:t xml:space="preserve">- Attention ! Le montant (5000 Fcfa) dépensé ou reçu en cadeau pour les recharges internet ou de forfaits de données mobiles(hors appels vocaux), aucours des 30 derniers jours de  GORA GUEYE est relativement élevé par rapport aux autres montants depansés observés dans cette zone. Prière de corriger ou de confirmer avec le QG. </w:t>
-        <w:br/>
-        <w:t xml:space="preserve">- Attention ! Le montant (5000 Fcfa) dépensé ou reçu en cadeau pour les recharges internet ou de forfaits de données mobiles(hors appels vocaux), aucours des 30 derniers jours de  LAKHATE GUEYE est relativement élevé par rapport aux autres montants depansés observés dans cette zone. Prière de corriger ou de confirmer avec le QG. </w:t>
-        <w:br/>
-        <w:t xml:space="preserve">- Attention ! Le montant (5000 Fcfa) dépensé ou reçu en cadeau pour les recharges internet ou de forfaits de données mobiles(hors appels vocaux), aucours des 30 derniers jours de  MAMY NDIAYE est relativement élevé par rapport aux autres montants depansés observés dans cette zone. Prière de corriger ou de confirmer avec le QG. </w:t>
-        <w:br/>
         <w:t xml:space="preserve">- Les informations sur l'acte de naissance (ni Jours, ni mois et ni années) de  ARAME DIENG  manquent, s'il vous plait pouvez-vous fournir d'effort pour avoir ces informations.  Avertissement! Veuillez renseigner par oui ou non toutes les modalités de la question s01q47. Attention ! Le montant (9000 Fcfa) dépensé ou reçu en cadeau pour les cartes prépayées, les transferts de crédit et les abonnements de  ARAME DIENG est relativement élevé par rapport aux autres montants depansés observés dans cette zone. Prière de corriger ou de confirmer avec le QG. Attention ! Le montant (9000 Fcfa) dépensé ou reçu en cadeau pour les recharges internet ou de forfaits de données mobiles(hors appels vocaux), aucours des 30 derniers jours de  ARAME DIENG est relativement élevé par rapport aux autres montants depansés observés dans cette zone. Prière de corriger ou de confirmer avec le QG. </w:t>
         <w:br/>
         <w:t>- Les informations sur l'acte de naissance (ni Jours, ni mois et ni années) de  MAIMOUNA BEYE  manquent, s'il vous plait pouvez-vous fournir d'effort pour avoir ces informations.</w:t>
@@ -3984,7 +3978,7 @@
         <w:rPr>
           <w:sz w:val="20"/>
         </w:rPr>
-        <w:t>- La dernière fois que vous avez acheté Farines pour bébé est A LA STATION EDK et semble exister dans les modalités, prière de prendre attache avec le QG pour plus d'explication afin de la classer bien. Attention ! Le prix unitaire d'achat (1000 Fcfa) de Aubergine sauvage  en Pièce (Petit) est relativement élevé par rapport aux autres prix observés dans cette zone. Prière de corriger ou de confirmer avec le QG. Attention ! Le prix unitaire d'achat (1000 Fcfa) de Oignon frais en Kg (taille unique) est relativement élevé par rapport aux autres prix observés dans cette zone. Prière de corriger ou de confirmer avec le QG. Attention ! Le prix unitaire d'achat (1225 Fcfa) de Pain moderne (Baguette) en miche (Moyen) est relativement élevé par rapport aux autres prix observés dans cette zone. Prière de corriger ou de confirmer avec le QG. Attention ! Le prix unitaire d'achat (166.6667 Fcfa) de Aubergine   en Pièce (Petit) est relativement élevé par rapport aux autres prix observés dans cette zone. Prière de corriger ou de confirmer avec le QG. Attention ! Le prix unitaire d'achat (400 Fcfa) de Carpe séchée en Pièce (Petit) est relativement élevé par rapport aux autres prix observés dans cette zone. Prière de corriger ou de confirmer avec le QG. Avertissement!! La quantité (10.5 litre) du produit Huile d'arachide raffinée consommée  par le ménage semble très élevé, prière de corriger ou confirmer avec le QG. Attention ! Le prix unitaire d'achat (1000 Fcfa) de Huile d'arachide raffinée en Bidon 20l (taille unique) est relativement faible par rapport aux autres prix observés dans cette zone. Prière de corriger ou de confirmer avec le QG. Difficile de consommer le Sel en Kg taille unique prière de verifier. Le prix d'achat unitaire (200 Fcfa) de Carotte en Sac (5 Kg) de taille taille unique est très faible, prière de regarder les reponses prises dans les questions s07bq07a s07bq07b s07bq07c s07bq08 pour mieux corriger. Le prix d'achat unitaire (330 Fcfa) de Riz local Gambiaka en Sac (50 Kg) de taille taille unique est très faible, prière de regarder les reponses prises dans les questions s07bq07a s07bq07b s07bq07c s07bq08 pour mieux corriger.</w:t>
+        <w:t>- La dernière fois que vous avez acheté Farines pour bébé est A LA STATION EDK et semble exister dans les modalités, prière de prendre attache avec le QG pour plus d'explication afin de la classer bien. Attention ! Le prix unitaire d'achat (1000 Fcfa) de Ail en Kg (taille unique) est relativement faible par rapport aux autres prix observés dans cette zone. Prière de corriger ou de confirmer avec le QG. Attention ! Le prix unitaire d'achat (1000 Fcfa) de Aubergine sauvage  en Pièce (Petit) est relativement élevé par rapport aux autres prix observés dans cette zone. Prière de corriger ou de confirmer avec le QG. Attention ! Le prix unitaire d'achat (1000 Fcfa) de Oignon frais en Kg (taille unique) est relativement élevé par rapport aux autres prix observés dans cette zone. Prière de corriger ou de confirmer avec le QG. Attention ! Le prix unitaire d'achat (1225 Fcfa) de Pain moderne (Baguette) en miche (Moyen) est relativement élevé par rapport aux autres prix observés dans cette zone. Prière de corriger ou de confirmer avec le QG. Attention ! Le prix unitaire d'achat (166.6667 Fcfa) de Aubergine   en Pièce (Petit) est relativement élevé par rapport aux autres prix observés dans cette zone. Prière de corriger ou de confirmer avec le QG. Attention ! Le prix unitaire d'achat (400 Fcfa) de Carpe séchée en Pièce (Petit) est relativement élevé par rapport aux autres prix observés dans cette zone. Prière de corriger ou de confirmer avec le QG. Avertissement!! La quantité (10.5 litre) du produit Huile d'arachide raffinée consommée  par le ménage semble très élevé, prière de corriger ou confirmer avec le QG. Difficile de consommer le Sel en Kg taille unique prière de verifier. Attention ! Le prix unitaire d'achat (1000 Fcfa) de Sel en Kg (taille unique) est relativement élevé par rapport aux autres prix observés dans cette zone. Prière de corriger ou de confirmer avec le QG. Le prix d'achat unitaire (200 Fcfa) de Carotte en Sac (5 Kg) de taille taille unique est très faible, prière de regarder les reponses prises dans les questions s07bq07a s07bq07b s07bq07c s07bq08 pour mieux corriger. Le prix d'achat unitaire (330 Fcfa) de Riz local Gambiaka en Sac (50 Kg) de taille taille unique est très faible, prière de regarder les reponses prises dans les questions s07bq07a s07bq07b s07bq07c s07bq08 pour mieux corriger.</w:t>
       </w:r>
     </w:p>
     <w:p>
@@ -4116,7 +4110,7 @@
         <w:rPr>
           <w:sz w:val="20"/>
         </w:rPr>
-        <w:t xml:space="preserve">- Attention ! Armoires et autres meubles a été achété à 1000000 Fcfa est relativement élevé par rapport aux autres prix d'achat observés dans cette zone. Prière de corriger ou de confirmer avec le QG. </w:t>
+        <w:t xml:space="preserve">- Attention ! Armoires et autres meubles a été achété à 1000000 Fcfa est relativement élevé par rapport aux autres prix d'achat observés dans cette zone. Prière de corriger ou de confirmer avec le QG. Attention ! Armoires et autres meubles a été revendu à 500000 Fcfa qui est relativement élevé par rapport aux autres prix de revente observés dans cette zone. Prière de corriger ou de confirmer avec le QG. </w:t>
         <w:br/>
         <w:t xml:space="preserve">- Attention ! Tablette a été achété à 200000 Fcfa est relativement élevé par rapport aux autres prix d'achat observés dans cette zone. Prière de corriger ou de confirmer avec le QG. Attention ! Tablette a été revendu à 160000 Fcfa qui est relativement élevé par rapport aux autres prix de revente observés dans cette zone. Prière de corriger ou de confirmer avec le QG. </w:t>
         <w:br/>
@@ -4207,8 +4201,6 @@
           <w:sz w:val="20"/>
         </w:rPr>
         <w:t xml:space="preserve">- Attention ! Pulvériseur a été revendu à 35000 Fcfa qui est relativement élevé par rapport aux autres prix de revente observés dans cette zone. Prière de corriger ou de confirmer avec le QG. </w:t>
-        <w:br/>
-        <w:t xml:space="preserve">- Attention ! Semoir a été revendu à 30000 Fcfa qui est relativement faible par rapport aux autres prix de revente observés dans cette zone. Prière de corriger ou de confirmer avec le QG. </w:t>
         <w:br/>
         <w:t>- Avertissement!! Le prix d'achat (7000 FCFA) de Charrue est inférieur aux prix de revente (10000 FCFA), prière de verifier et corriger ou confirmer l'information avec le QG.</w:t>
       </w:r>
@@ -4724,7 +4716,7 @@
         <w:rPr>
           <w:sz w:val="20"/>
         </w:rPr>
-        <w:t>- Attention ! Le prix unitaire d'achat (150 Fcfa) de Piment frais en Tas (Petit) est relativement élevé par rapport aux autres prix observés dans cette zone. Prière de corriger ou de confirmer avec le QG. Attention ! Le prix unitaire d'achat (2000 Fcfa) de Viande de bœuf: filet, faux-filet en Kg (taille unique) est relativement faible par rapport aux autres prix observés dans cette zone. Prière de corriger ou de confirmer avec le QG. Attention ! Le prix unitaire d'achat (250 Fcfa) de Poireau en Tas (Petit) est relativement élevé par rapport aux autres prix observés dans cette zone. Prière de corriger ou de confirmer avec le QG. Attention ! Le prix unitaire d'achat (857.1429 Fcfa) de Pain moderne (Baguette) en miche (Moyen) est relativement élevé par rapport aux autres prix observés dans cette zone. Prière de corriger ou de confirmer avec le QG. Avertissement!!! Le ménage a consommé 1 Paquet Petit de Thé en sachet, cette quantité semble anormale pour une consommation des 7 derniers jours.Prière de corriger ou de confirmer avec le QG. Avertissement!! le prix unitaire (150 Fcfa) de Thé en sachet (unité: Paquet) de taille Petit est très faible ou élevé. Prière de corriger ou de confirmer avec le QG. Le prix d'achat unitaire (360 Fcfa) de Riz local Gambiaka en Sac (25 Kg) de taille taille unique est très faible, prière de regarder les reponses prises dans les questions s07bq07a s07bq07b s07bq07c s07bq08 pour mieux corriger.</w:t>
+        <w:t>- Attention ! Le prix unitaire d'achat (1200 Fcfa) de Banane douce en Kg (taille unique) est relativement élevé par rapport aux autres prix observés dans cette zone. Prière de corriger ou de confirmer avec le QG. Attention ! Le prix unitaire d'achat (150 Fcfa) de Piment frais en Tas (Petit) est relativement élevé par rapport aux autres prix observés dans cette zone. Prière de corriger ou de confirmer avec le QG. Attention ! Le prix unitaire d'achat (2000 Fcfa) de Viande de bœuf: filet, faux-filet en Kg (taille unique) est relativement faible par rapport aux autres prix observés dans cette zone. Prière de corriger ou de confirmer avec le QG. Attention ! Le prix unitaire d'achat (250 Fcfa) de Poireau en Tas (Petit) est relativement élevé par rapport aux autres prix observés dans cette zone. Prière de corriger ou de confirmer avec le QG. Attention ! Le prix unitaire d'achat (2500 Fcfa) de Café moulu en Sachets (Moyen) est relativement élevé par rapport aux autres prix observés dans cette zone. Prière de corriger ou de confirmer avec le QG. Attention ! Le prix unitaire d'achat (857.1429 Fcfa) de Pain moderne (Baguette) en miche (Moyen) est relativement élevé par rapport aux autres prix observés dans cette zone. Prière de corriger ou de confirmer avec le QG. Avertissement!!! Le ménage a consommé 1 Paquet Petit de Thé en sachet, cette quantité semble anormale pour une consommation des 7 derniers jours.Prière de corriger ou de confirmer avec le QG. Avertissement!! le prix unitaire (150 Fcfa) de Thé en sachet (unité: Paquet) de taille Petit est très faible ou élevé. Prière de corriger ou de confirmer avec le QG. Le prix d'achat unitaire (360 Fcfa) de Riz local Gambiaka en Sac (25 Kg) de taille taille unique est très faible, prière de regarder les reponses prises dans les questions s07bq07a s07bq07b s07bq07c s07bq08 pour mieux corriger.</w:t>
       </w:r>
     </w:p>
     <w:p>
@@ -4808,7 +4800,7 @@
         <w:rPr>
           <w:sz w:val="20"/>
         </w:rPr>
-        <w:t xml:space="preserve">- Attention ! Armoires et autres meubles a été achété à 900000 Fcfa est relativement élevé par rapport aux autres prix d'achat observés dans cette zone. Prière de corriger ou de confirmer avec le QG. </w:t>
+        <w:t xml:space="preserve">- Attention ! Armoires et autres meubles a été achété à 900000 Fcfa est relativement élevé par rapport aux autres prix d'achat observés dans cette zone. Prière de corriger ou de confirmer avec le QG. Attention ! Armoires et autres meubles a été revendu à 500000 Fcfa qui est relativement élevé par rapport aux autres prix de revente observés dans cette zone. Prière de corriger ou de confirmer avec le QG. </w:t>
         <w:br/>
         <w:t xml:space="preserve">- Attention ! Lit a été achété à 900000 Fcfa est relativement élevé par rapport aux autres prix d'achat observés dans cette zone. Prière de corriger ou de confirmer avec le QG. Attention ! Lit a été revendu à 600000 Fcfa qui est relativement élevé par rapport aux autres prix de revente observés dans cette zone. Prière de corriger ou de confirmer avec le QG. </w:t>
         <w:br/>
@@ -5408,7 +5400,7 @@
         <w:rPr>
           <w:sz w:val="20"/>
         </w:rPr>
-        <w:t>- Attention ! Le prix unitaire d'achat (100 Fcfa) de Silure séché en Pièce (Petit) est relativement faible par rapport aux autres prix observés dans cette zone. Prière de corriger ou de confirmer avec le QG. Attention ! Le prix unitaire d'achat (600 Fcfa) de Piment séché en Sachets (Moyen) est relativement élevé par rapport aux autres prix observés dans cette zone. Prière de corriger ou de confirmer avec le QG. Avertissement!!! Le ménage a consommé 5 Paquet Petit de Thé en sachet, cette quantité semble anormale pour une consommation des 7 derniers jours.Prière de corriger ou de confirmer avec le QG. Avertissement!! le prix unitaire (100 Fcfa) de Thé en sachet (unité: Paquet) de taille Petit est très faible ou élevé. Prière de corriger ou de confirmer avec le QG. Le ménage a consommé 1 Sac (25 Kg) taille unique de Sel, cette quantité semble anormale pour une consommation des 7 derniers jours. prière de verifier et corriger ou confirmer avec le QG. Le prix d'achat unitaire (1000 Fcfa) de Sel en Sac (25 Kg) de taille taille unique est très faible, prière de regarder les reponses prises dans les questions s07bq07a s07bq07b s07bq07c s07bq08 pour mieux corriger. Difficile de consommer le Sel en Sac (25 Kg) taille unique prière de verifier. Le prix d'achat unitaire (420 Fcfa) de Riz brisé importé en Sac (50 Kg) de taille taille unique est très faible, prière de regarder les reponses prises dans les questions s07bq07a s07bq07b s07bq07c s07bq08 pour mieux corriger.</w:t>
+        <w:t>- Attention ! Le prix unitaire d'achat (150 Fcfa) de Concentré de tomate en Sachets industriel (Petit) est relativement élevé par rapport aux autres prix observés dans cette zone. Prière de corriger ou de confirmer avec le QG. Attention ! Le prix unitaire d'achat (600 Fcfa) de Poireau en Tas (Tres petit) est relativement élevé par rapport aux autres prix observés dans cette zone. Prière de corriger ou de confirmer avec le QG. Attention ! Le prix unitaire d'achat (600 Fcfa) de Vinaigre de vin en Bouteille 33cl (taille unique) est relativement élevé par rapport aux autres prix observés dans cette zone. Prière de corriger ou de confirmer avec le QG. Attention ! Soupçons de quantité anormale! Le ménage de KHADY SILL avec une taille de 9 personnes a consommé 5 Kg en taille unique de Café moulu qui est relativement élevé comme consommation par rapport à la condition de vie des autres ménages de même taille dans cette zone. Prière de corriger ou de confirmer avec le QG. Avertissement!!! Le ménage a consommé 5 Paquet Petit de Thé en sachet, cette quantité semble anormale pour une consommation des 7 derniers jours.Prière de corriger ou de confirmer avec le QG. Avertissement!! le prix unitaire (100 Fcfa) de Thé en sachet (unité: Paquet) de taille Petit est très faible ou élevé. Prière de corriger ou de confirmer avec le QG. Le ménage a consommé 1 Sac (25 Kg) taille unique de Sel, cette quantité semble anormale pour une consommation des 7 derniers jours. prière de verifier et corriger ou confirmer avec le QG. Le prix d'achat unitaire (1000 Fcfa) de Sel en Sac (25 Kg) de taille taille unique est très faible, prière de regarder les reponses prises dans les questions s07bq07a s07bq07b s07bq07c s07bq08 pour mieux corriger. Difficile de consommer le Sel en Sac (25 Kg) taille unique prière de verifier. Le prix d'achat unitaire (420 Fcfa) de Riz brisé importé en Sac (50 Kg) de taille taille unique est très faible, prière de regarder les reponses prises dans les questions s07bq07a s07bq07b s07bq07c s07bq08 pour mieux corriger.</w:t>
       </w:r>
     </w:p>
     <w:p>
@@ -5548,7 +5540,7 @@
         <w:br/>
         <w:t xml:space="preserve">- Avertissement!!! Le prix d'achat (35000) de l'article  Ventilateur sur pied est inférieur aux prix de revente (45000)  avec l'âge du bien atteignant 5 ans. Prière de vérifier ou confirmer avec l'enquêté et mettre les bonnes valeurs après verification, s'il le faut. Attention ! Ventilateur sur pied a été revendu à 45000 Fcfa qui est relativement élevé par rapport aux autres prix de revente observés dans cette zone. Prière de corriger ou de confirmer avec le QG. </w:t>
         <w:br/>
-        <w:t xml:space="preserve">- Avertissement!!! Le prix d'achat (400000) de l'article  Armoires et autres meubles est inférieur aux prix de revente (500000)  avec l'âge du bien atteignant 5 ans. Prière de vérifier ou confirmer avec l'enquêté et mettre les bonnes valeurs après verification, s'il le faut. </w:t>
+        <w:t xml:space="preserve">- Avertissement!!! Le prix d'achat (400000) de l'article  Armoires et autres meubles est inférieur aux prix de revente (500000)  avec l'âge du bien atteignant 5 ans. Prière de vérifier ou confirmer avec l'enquêté et mettre les bonnes valeurs après verification, s'il le faut. Attention ! Armoires et autres meubles a été revendu à 500000 Fcfa qui est relativement élevé par rapport aux autres prix de revente observés dans cette zone. Prière de corriger ou de confirmer avec le QG. </w:t>
         <w:br/>
         <w:t xml:space="preserve">- Avertissement!!! Le prix d'achat (55000) de l'article  Four à micro-onde ou électrique est inférieur aux prix de revente (70000)  avec l'âge du bien atteignant 4 ans. Prière de vérifier ou confirmer avec l'enquêté et mettre les bonnes valeurs après verification, s'il le faut. </w:t>
         <w:br/>
@@ -5973,27 +5965,6 @@
           <w:color w:val="4672C4"/>
           <w:sz w:val="22"/>
         </w:rPr>
-        <w:t>&gt;&gt; Section1 - Caracteristiques des membres</w:t>
-      </w:r>
-    </w:p>
-    <w:p>
-      <w:pPr>
-        <w:ind w:left="283"/>
-      </w:pPr>
-      <w:r>
-        <w:rPr>
-          <w:sz w:val="20"/>
-        </w:rPr>
-        <w:t>- Attention ! Le montant (4000 Fcfa) dépensé ou reçu en cadeau pour les recharges internet ou de forfaits de données mobiles(hors appels vocaux), aucours des 30 derniers jours de  djily gueye est relativement élevé par rapport aux autres montants depansés observés dans cette zone. Prière de corriger ou de confirmer avec le QG.</w:t>
-      </w:r>
-    </w:p>
-    <w:p>
-      <w:r>
-        <w:rPr>
-          <w:b/>
-          <w:color w:val="4672C4"/>
-          <w:sz w:val="22"/>
-        </w:rPr>
         <w:t>&gt;&gt; Section2 - Education</w:t>
       </w:r>
     </w:p>
@@ -6076,7 +6047,7 @@
         <w:rPr>
           <w:sz w:val="20"/>
         </w:rPr>
-        <w:t>- Attention ! Le prix unitaire d'achat (2000 Fcfa) de Petit pois secs en Kg (taille unique) est relativement élevé par rapport aux autres prix observés dans cette zone. Prière de corriger ou de confirmer avec le QG. Attention ! Le prix unitaire d'achat (300 Fcfa) de Niébé/Haricots secs en Sachets (Petit) est relativement élevé par rapport aux autres prix observés dans cette zone. Prière de corriger ou de confirmer avec le QG. Attention ! Le prix unitaire d'achat (800 Fcfa) de Lait caillé en Sachets (Petit) est relativement élevé par rapport aux autres prix observés dans cette zone. Prière de corriger ou de confirmer avec le QG. Attention ! Le prix unitaire d'achat (937.5 Fcfa) de Fromage en Pièce (taille unique) est relativement élevé par rapport aux autres prix observés dans cette zone. Prière de corriger ou de confirmer avec le QG. Avertissement!! La quantité (4 litre) du produit Huile de soja  consommée  par le ménage semble très élevé, prière de corriger ou confirmer avec le QG. Avertissement!! Les quantités du Thé en feuille consommées en Pièce semble incoherent car les ménages consomment géneralement en sachet ou en paquet, prière de corriger ou confirmer avec le QG. Avertissement!!! Le ménage a consommé 2 Seau de 5l taille unique de Mayonnaise, cette quantité semble anormale pour une consommation des 7 derniers jours, prière de verifier et corriger. Avertissement!!! Le ménage a consommé 7 Paquet Petit de Thé en sachet, cette quantité semble anormale pour une consommation des 7 derniers jours.Prière de corriger ou de confirmer avec le QG. Avertissement!! le prix unitaire (175 Fcfa) de Thé en sachet (unité: Paquet) de taille Petit est très faible ou élevé. Prière de corriger ou de confirmer avec le QG. Le prix d'achat unitaire (225 Fcfa) de Semoule de mil en Kg de taille  taille unique  est très faible, prière de regarder les reponses prises dans les questions s07bq07a s07bq07b s07bq07c s07bq08 pour mieux corriger. Le prix d'achat unitaire (700 Fcfa) de Sel en Sac (5 Kg) de taille taille unique est très faible, prière de regarder les reponses prises dans les questions s07bq07a s07bq07b s07bq07c s07bq08 pour mieux corriger.</w:t>
+        <w:t>- Attention ! Le prix unitaire d'achat (1000 Fcfa) de Café moulu en Kg (taille unique) est relativement faible par rapport aux autres prix observés dans cette zone. Prière de corriger ou de confirmer avec le QG. Attention ! Le prix unitaire d'achat (2000 Fcfa) de Petit pois secs en Kg (taille unique) est relativement élevé par rapport aux autres prix observés dans cette zone. Prière de corriger ou de confirmer avec le QG. Attention ! Le prix unitaire d'achat (2250 Fcfa) de Viande de poulet entier en Pièce (Moyen) est relativement faible par rapport aux autres prix observés dans cette zone. Prière de corriger ou de confirmer avec le QG. Attention ! Le prix unitaire d'achat (300 Fcfa) de Concombre en Pièce (Moyen) est relativement élevé par rapport aux autres prix observés dans cette zone. Prière de corriger ou de confirmer avec le QG. Attention ! Le prix unitaire d'achat (300 Fcfa) de Niébé/Haricots secs en Sachets (Petit) est relativement élevé par rapport aux autres prix observés dans cette zone. Prière de corriger ou de confirmer avec le QG. Attention ! Le prix unitaire d'achat (800 Fcfa) de Lait caillé en Sachets (Petit) est relativement élevé par rapport aux autres prix observés dans cette zone. Prière de corriger ou de confirmer avec le QG. Attention ! Le prix unitaire d'achat (937.5 Fcfa) de Fromage en Pièce (taille unique) est relativement élevé par rapport aux autres prix observés dans cette zone. Prière de corriger ou de confirmer avec le QG. Avertissement!! La quantité (4 litre) du produit Huile de soja  consommée  par le ménage semble très élevé, prière de corriger ou confirmer avec le QG. Attention ! Le prix unitaire d'achat (600 Fcfa) de Huile de soja  en Litre (taille unique) est relativement faible par rapport aux autres prix observés dans cette zone. Prière de corriger ou de confirmer avec le QG. Avertissement!! Les quantités du Thé en feuille consommées en Pièce semble incoherent car les ménages consomment géneralement en sachet ou en paquet, prière de corriger ou confirmer avec le QG. Avertissement!!! Le ménage a consommé 2 Seau de 5l taille unique de Mayonnaise, cette quantité semble anormale pour une consommation des 7 derniers jours, prière de verifier et corriger. Avertissement!!! Le ménage a consommé 7 Paquet Petit de Thé en sachet, cette quantité semble anormale pour une consommation des 7 derniers jours.Prière de corriger ou de confirmer avec le QG. Avertissement!! le prix unitaire (175 Fcfa) de Thé en sachet (unité: Paquet) de taille Petit est très faible ou élevé. Prière de corriger ou de confirmer avec le QG. Le prix d'achat unitaire (225 Fcfa) de Semoule de mil en Kg de taille  taille unique  est très faible, prière de regarder les reponses prises dans les questions s07bq07a s07bq07b s07bq07c s07bq08 pour mieux corriger. Le prix d'achat unitaire (700 Fcfa) de Sel en Sac (5 Kg) de taille taille unique est très faible, prière de regarder les reponses prises dans les questions s07bq07a s07bq07b s07bq07c s07bq08 pour mieux corriger.</w:t>
       </w:r>
     </w:p>
     <w:p>
@@ -6118,7 +6089,7 @@
         <w:rPr>
           <w:sz w:val="20"/>
         </w:rPr>
-        <w:t>- Attention ! Mixeur/Presse-fruits non électrique a été revendu à 60000 Fcfa qui est relativement élevé par rapport aux autres prix de revente observés dans cette zone. Prière de corriger ou de confirmer avec le QG.</w:t>
+        <w:t>- Attention ! Mixeur/Presse-fruits non électrique a été achété à 75000 Fcfa est relativement élevé par rapport aux autres prix d'achat observés dans cette zone. Prière de corriger ou de confirmer avec le QG. Attention ! Mixeur/Presse-fruits non électrique a été revendu à 60000 Fcfa qui est relativement élevé par rapport aux autres prix de revente observés dans cette zone. Prière de corriger ou de confirmer avec le QG.</w:t>
       </w:r>
     </w:p>
     <w:p>
@@ -6720,7 +6691,7 @@
         <w:rPr>
           <w:sz w:val="20"/>
         </w:rPr>
-        <w:t>- La dernière fois que vous avez acheté Viande de poulet entier est poulet elevé dans la maison et semble exister dans les modalités, prière de prendre attache avec le QG pour plus d'explication afin de la classer bien. Attention ! Le prix unitaire d'achat (1000 Fcfa) de Salade (laitue) en Tas (Moyen) est relativement élevé par rapport aux autres prix observés dans cette zone. Prière de corriger ou de confirmer avec le QG. Attention ! Le prix unitaire d'achat (200 Fcfa) de Piment frais en Sachets (Petit) est relativement élevé par rapport aux autres prix observés dans cette zone. Prière de corriger ou de confirmer avec le QG. Avertissement!! La quantité (11.5 litre) du produit Huile d'arachide raffinée consommée  par le ménage semble très élevé, prière de corriger ou confirmer avec le QG. Avertissement!!! Le ménage a consommé 42 Cube Petit de Cube alimentaire (Maggi, Jumbo, ), cette quantité semble anormale pour une consommation des 7 derniers jours.Prière de corriger ou de confirmer avec le QG. Le prix d'achat unitaire (500 Fcfa) de Sel en Sac (5 Kg) de taille taille unique est très faible, prière de regarder les reponses prises dans les questions s07bq07a s07bq07b s07bq07c s07bq08 pour mieux corriger.</w:t>
+        <w:t>- La dernière fois que vous avez acheté Viande de poulet entier est poulet elevé dans la maison et semble exister dans les modalités, prière de prendre attache avec le QG pour plus d'explication afin de la classer bien. Attention ! Le prix unitaire d'achat (1000 Fcfa) de Salade (laitue) en Tas (Moyen) est relativement élevé par rapport aux autres prix observés dans cette zone. Prière de corriger ou de confirmer avec le QG. Attention ! Le prix unitaire d'achat (200 Fcfa) de Piment frais en Sachets (Petit) est relativement élevé par rapport aux autres prix observés dans cette zone. Prière de corriger ou de confirmer avec le QG. Avertissement!! La quantité (11.5 litre) du produit Huile d'arachide raffinée consommée  par le ménage semble très élevé, prière de corriger ou confirmer avec le QG. Avertissement!!! Le ménage a consommé 42 Cube Petit de Cube alimentaire (Maggi, Jumbo, ), cette quantité semble anormale pour une consommation des 7 derniers jours.Prière de corriger ou de confirmer avec le QG. Attention ! Le prix unitaire d'achat (12.5 Fcfa) de Cube alimentaire (Maggi, Jumbo, ) en Cube (Petit) est relativement faible par rapport aux autres prix observés dans cette zone. Prière de corriger ou de confirmer avec le QG. Le prix d'achat unitaire (500 Fcfa) de Sel en Sac (5 Kg) de taille taille unique est très faible, prière de regarder les reponses prises dans les questions s07bq07a s07bq07b s07bq07c s07bq08 pour mieux corriger.</w:t>
       </w:r>
     </w:p>
     <w:p>
@@ -7432,7 +7403,7 @@
         <w:rPr>
           <w:sz w:val="20"/>
         </w:rPr>
-        <w:t>- Attention ! Le prix unitaire d'achat (43.75 Fcfa) de Pain moderne (Baguette) en miche (Moyen) est relativement faible par rapport aux autres prix observés dans cette zone. Prière de corriger ou de confirmer avec le QG. Le prix d'achat unitaire (1 Fcfa) de Aubergine   en Pièce de taille Moyen  est invraisemblable, prière de regarder les reponses prises dans les questions s07bq07a s07bq07b s07bq07c s07bq08 pour mieux corriger. Attention ! Le prix unitaire d'achat (1 Fcfa) de Aubergine   en Pièce (Moyen) est relativement faible par rapport aux autres prix observés dans cette zone. Prière de corriger ou de confirmer avec le QG.</w:t>
+        <w:t>- Attention ! Le prix unitaire d'achat (1000 Fcfa) de Lait caillé en Sachets (Moyen) est relativement élevé par rapport aux autres prix observés dans cette zone. Prière de corriger ou de confirmer avec le QG. Attention ! Le prix unitaire d'achat (25 Fcfa) de Cube alimentaire (Maggi, Jumbo, ) en Cube (Petit) est relativement faible par rapport aux autres prix observés dans cette zone. Prière de corriger ou de confirmer avec le QG. Attention ! Soupçons de quantité anormale! Le ménage de MAGUETTE DIAW avec une taille de 7 personnes a consommé 34 Cube en Petit de Cube alimentaire (Maggi, Jumbo, ) qui est relativement élevé comme consommation par rapport à la condition de vie des autres ménages de même taille dans cette zone. Prière de corriger ou de confirmer avec le QG. Attention ! Le prix unitaire d'achat (43.75 Fcfa) de Pain moderne (Baguette) en miche (Moyen) est relativement faible par rapport aux autres prix observés dans cette zone. Prière de corriger ou de confirmer avec le QG. Le prix d'achat unitaire (1 Fcfa) de Aubergine   en Pièce de taille Moyen  est invraisemblable, prière de regarder les reponses prises dans les questions s07bq07a s07bq07b s07bq07c s07bq08 pour mieux corriger. Attention ! Le prix unitaire d'achat (1 Fcfa) de Aubergine   en Pièce (Moyen) est relativement faible par rapport aux autres prix observés dans cette zone. Prière de corriger ou de confirmer avec le QG.</w:t>
       </w:r>
     </w:p>
     <w:p>
